--- a/docs/design/童映Kindo_PRD_v0.3.5.docx
+++ b/docs/design/童映Kindo_PRD_v0.3.5.docx
@@ -12101,6 +12101,13 @@
                 <w:sz w:val="18"/>
               </w:rPr>
               <w:t>find_audio_content、suggest_offscreen_activity</w:t>
+            </w:r>
+            <w:r>
+              <w:rPr>
+                <w:rFonts w:ascii="Calibri" w:hAnsi="Calibri" w:eastAsia="微软雅黑"/>
+                <w:sz w:val="18"/>
+              </w:rPr>
+              <w:t>、read_story（朗读家庭故事文本 sidecar story_text：家长声音优先、系统语音兜底，原文直接播报不经模型复述——2026-08-31）</w:t>
             </w:r>
           </w:p>
         </w:tc>

--- a/docs/design/童映Kindo_PRD_v0.3.5.docx
+++ b/docs/design/童映Kindo_PRD_v0.3.5.docx
@@ -14692,6 +14692,28 @@
           </w:p>
         </w:tc>
       </w:tr>
+      <w:tr>
+        <w:tc>
+          <w:tcPr>
+            <w:tcW w:type="dxa" w:w="4320"/>
+          </w:tcPr>
+          <w:p>
+            <w:r>
+              <w:t>Android Pad</w:t>
+            </w:r>
+          </w:p>
+        </w:tc>
+        <w:tc>
+          <w:tcPr>
+            <w:tcW w:type="dxa" w:w="4320"/>
+          </w:tcPr>
+          <w:p>
+            <w:r>
+              <w:t>儿童首页、触屏浏览、视频播放器、音频播放页、平板麦克风采集、成长接力交互（与 TV 端同一契约与状态机口径，Pad端设计决策 2026-08-31）</w:t>
+            </w:r>
+          </w:p>
+        </w:tc>
+      </w:tr>
     </w:tbl>
     <w:p>
       <w:pPr>
@@ -14742,7 +14764,7 @@
           <w:rFonts w:ascii="Calibri" w:hAnsi="Calibri" w:eastAsia="微软雅黑"/>
           <w:sz w:val="21"/>
         </w:rPr>
-        <w:t>手机 App / iPad App。</w:t>
+        <w:t>手机竖屏 App（本期不做）。Android 平板（Pad）端已于 2026-08-31 经维护者决策进入实施：范围、与 TV 端统一口径及差异基线见 《项目文档/Pad端设计决策_2026-08-31.md》。</w:t>
       </w:r>
     </w:p>
     <w:p>
